--- a/Week2/Week 2 Screenshots.docx
+++ b/Week2/Week 2 Screenshots.docx
@@ -4,50 +4,62 @@
   <w:body>
     <w:p>
       <w:pPr>
-        <w:spacing w:before="100" w:beforeAutospacing="1" w:after="100" w:afterAutospacing="1" w:line="240" w:lineRule="auto"/>
-        <w:outlineLvl w:val="0"/>
+        <w:pStyle w:val="Heading1"/>
+        <w:rPr>
+          <w:rFonts w:ascii="Times New Roman" w:hAnsi="Times New Roman" w:cs="Times New Roman"/>
+          <w:sz w:val="28"/>
+          <w:szCs w:val="28"/>
+        </w:rPr>
+      </w:pPr>
+      <w:r>
+        <w:rPr>
+          <w:rFonts w:ascii="Times New Roman" w:hAnsi="Times New Roman" w:cs="Times New Roman"/>
+          <w:sz w:val="28"/>
+          <w:szCs w:val="28"/>
+        </w:rPr>
+        <w:t xml:space="preserve">Week 2: </w:t>
+      </w:r>
+      <w:r>
         <w:rPr>
           <w:rFonts w:ascii="Times New Roman" w:eastAsia="Times New Roman" w:hAnsi="Times New Roman" w:cs="Times New Roman"/>
-          <w:b/>
-          <w:bCs/>
-          <w:kern w:val="36"/>
-          <w:sz w:val="48"/>
-          <w:szCs w:val="48"/>
-        </w:rPr>
-      </w:pPr>
-      <w:r>
-        <w:rPr>
-          <w:rFonts w:ascii="Times New Roman" w:eastAsia="Times New Roman" w:hAnsi="Times New Roman" w:cs="Times New Roman"/>
-          <w:b/>
-          <w:bCs/>
-          <w:kern w:val="36"/>
-          <w:sz w:val="48"/>
-          <w:szCs w:val="48"/>
-        </w:rPr>
-        <w:t>Week 2: Wireframes and GUI Design</w:t>
+          <w:sz w:val="28"/>
+          <w:szCs w:val="28"/>
+        </w:rPr>
+        <w:t>Wireframes and GUI Design</w:t>
       </w:r>
     </w:p>
     <w:p>
       <w:pPr>
-        <w:spacing w:before="100" w:beforeAutospacing="1" w:after="100" w:afterAutospacing="1" w:line="240" w:lineRule="auto"/>
-        <w:outlineLvl w:val="1"/>
-        <w:rPr>
-          <w:rFonts w:ascii="Times New Roman" w:eastAsia="Times New Roman" w:hAnsi="Times New Roman" w:cs="Times New Roman"/>
-          <w:b/>
-          <w:bCs/>
-          <w:sz w:val="36"/>
-          <w:szCs w:val="36"/>
+        <w:pStyle w:val="Heading2"/>
+        <w:rPr>
+          <w:rFonts w:ascii="Times New Roman" w:hAnsi="Times New Roman" w:cs="Times New Roman"/>
+          <w:sz w:val="24"/>
+          <w:szCs w:val="24"/>
         </w:rPr>
       </w:pPr>
       <w:r>
         <w:rPr>
-          <w:rFonts w:ascii="Times New Roman" w:eastAsia="Times New Roman" w:hAnsi="Times New Roman" w:cs="Times New Roman"/>
-          <w:b/>
-          <w:bCs/>
-          <w:sz w:val="36"/>
-          <w:szCs w:val="36"/>
-        </w:rPr>
-        <w:t>Title</w:t>
+          <w:rFonts w:ascii="Times New Roman" w:hAnsi="Times New Roman" w:cs="Times New Roman"/>
+          <w:sz w:val="24"/>
+          <w:szCs w:val="24"/>
+        </w:rPr>
+        <w:t>2.</w:t>
+      </w:r>
+      <w:r>
+        <w:rPr>
+          <w:rFonts w:ascii="Times New Roman" w:hAnsi="Times New Roman" w:cs="Times New Roman"/>
+          <w:sz w:val="24"/>
+          <w:szCs w:val="24"/>
+        </w:rPr>
+        <w:t>1</w:t>
+      </w:r>
+      <w:r>
+        <w:rPr>
+          <w:rFonts w:ascii="Times New Roman" w:hAnsi="Times New Roman" w:cs="Times New Roman"/>
+          <w:sz w:val="24"/>
+          <w:szCs w:val="24"/>
+        </w:rPr>
+        <w:t xml:space="preserve"> User Interface Planning and System Design</w:t>
       </w:r>
     </w:p>
     <w:p>
@@ -64,34 +76,11 @@
       </w:pPr>
       <w:r>
         <w:rPr>
-          <w:rFonts w:ascii="Times New Roman" w:eastAsia="Times New Roman" w:hAnsi="Times New Roman" w:cs="Times New Roman"/>
-          <w:b/>
-          <w:bCs/>
-          <w:sz w:val="27"/>
-          <w:szCs w:val="27"/>
-        </w:rPr>
-        <w:t>User Interface Planning and System Design</w:t>
-      </w:r>
-    </w:p>
-    <w:p>
-      <w:pPr>
-        <w:spacing w:before="100" w:beforeAutospacing="1" w:after="100" w:afterAutospacing="1" w:line="240" w:lineRule="auto"/>
-        <w:outlineLvl w:val="2"/>
-        <w:rPr>
-          <w:rFonts w:ascii="Times New Roman" w:eastAsia="Times New Roman" w:hAnsi="Times New Roman" w:cs="Times New Roman"/>
-          <w:b/>
-          <w:bCs/>
-          <w:sz w:val="27"/>
-          <w:szCs w:val="27"/>
-        </w:rPr>
-      </w:pPr>
-      <w:r>
-        <w:rPr>
           <w:noProof/>
           <w14:ligatures w14:val="standardContextual"/>
         </w:rPr>
         <w:drawing>
-          <wp:inline distT="0" distB="0" distL="0" distR="0" wp14:anchorId="74CEDB0E" wp14:editId="0F8F2E53">
+          <wp:inline distT="0" distB="0" distL="0" distR="0" wp14:anchorId="3CD48D96" wp14:editId="414876B4">
             <wp:extent cx="3781779" cy="2127250"/>
             <wp:effectExtent l="0" t="0" r="9525" b="6350"/>
             <wp:docPr id="177060999" name="Picture 7"/>
@@ -147,14 +136,24 @@
       <w:r>
         <w:t xml:space="preserve">Figure </w:t>
       </w:r>
-      <w:fldSimple w:instr=" SEQ Figure \* ARABIC ">
-        <w:r>
-          <w:rPr>
-            <w:noProof/>
-          </w:rPr>
-          <w:t>1</w:t>
-        </w:r>
-      </w:fldSimple>
+      <w:r>
+        <w:fldChar w:fldCharType="begin"/>
+      </w:r>
+      <w:r>
+        <w:instrText xml:space="preserve"> SEQ Figure \* ARABIC </w:instrText>
+      </w:r>
+      <w:r>
+        <w:fldChar w:fldCharType="separate"/>
+      </w:r>
+      <w:r>
+        <w:rPr>
+          <w:noProof/>
+        </w:rPr>
+        <w:t>6</w:t>
+      </w:r>
+      <w:r>
+        <w:fldChar w:fldCharType="end"/>
+      </w:r>
       <w:r>
         <w:t>: Login/Homepage Wireframe</w:t>
       </w:r>
@@ -179,7 +178,7 @@
           <w14:ligatures w14:val="standardContextual"/>
         </w:rPr>
         <w:drawing>
-          <wp:inline distT="0" distB="0" distL="0" distR="0" wp14:anchorId="34716214" wp14:editId="70F8B045">
+          <wp:inline distT="0" distB="0" distL="0" distR="0" wp14:anchorId="13FEAE9C" wp14:editId="2C7D5AA2">
             <wp:extent cx="3770489" cy="2120900"/>
             <wp:effectExtent l="0" t="0" r="1905" b="0"/>
             <wp:docPr id="2077383635" name="Picture 1"/>
@@ -228,14 +227,24 @@
       <w:r>
         <w:t xml:space="preserve">Figure </w:t>
       </w:r>
-      <w:fldSimple w:instr=" SEQ Figure \* ARABIC ">
-        <w:r>
-          <w:rPr>
-            <w:noProof/>
-          </w:rPr>
-          <w:t>2</w:t>
-        </w:r>
-      </w:fldSimple>
+      <w:r>
+        <w:fldChar w:fldCharType="begin"/>
+      </w:r>
+      <w:r>
+        <w:instrText xml:space="preserve"> SEQ Figure \* ARABIC </w:instrText>
+      </w:r>
+      <w:r>
+        <w:fldChar w:fldCharType="separate"/>
+      </w:r>
+      <w:r>
+        <w:rPr>
+          <w:noProof/>
+        </w:rPr>
+        <w:t>7</w:t>
+      </w:r>
+      <w:r>
+        <w:fldChar w:fldCharType="end"/>
+      </w:r>
       <w:r>
         <w:t>: Dashboard Layout Design</w:t>
       </w:r>
@@ -250,10 +259,10 @@
         </w:rPr>
         <w:lastRenderedPageBreak/>
         <w:drawing>
-          <wp:inline distT="0" distB="0" distL="0" distR="0" wp14:anchorId="6E5CCAC9" wp14:editId="0179AB56">
+          <wp:inline distT="0" distB="0" distL="0" distR="0" wp14:anchorId="600AC906" wp14:editId="18CED2A9">
             <wp:extent cx="4018280" cy="2127250"/>
             <wp:effectExtent l="19050" t="19050" r="20320" b="25400"/>
-            <wp:docPr id="1339813805" name="Picture 5"/>
+            <wp:docPr id="1901284453" name="Picture 5"/>
             <wp:cNvGraphicFramePr>
               <a:graphicFrameLocks xmlns:a="http://schemas.openxmlformats.org/drawingml/2006/main" noChangeAspect="1"/>
             </wp:cNvGraphicFramePr>
@@ -304,14 +313,24 @@
       <w:r>
         <w:t xml:space="preserve">Figure </w:t>
       </w:r>
-      <w:fldSimple w:instr=" SEQ Figure \* ARABIC ">
-        <w:r>
-          <w:rPr>
-            <w:noProof/>
-          </w:rPr>
-          <w:t>3</w:t>
-        </w:r>
-      </w:fldSimple>
+      <w:r>
+        <w:fldChar w:fldCharType="begin"/>
+      </w:r>
+      <w:r>
+        <w:instrText xml:space="preserve"> SEQ Figure \* ARABIC </w:instrText>
+      </w:r>
+      <w:r>
+        <w:fldChar w:fldCharType="separate"/>
+      </w:r>
+      <w:r>
+        <w:rPr>
+          <w:noProof/>
+        </w:rPr>
+        <w:t>8</w:t>
+      </w:r>
+      <w:r>
+        <w:fldChar w:fldCharType="end"/>
+      </w:r>
       <w:r>
         <w:t>: Mobile View Mockup</w:t>
       </w:r>
@@ -324,7 +343,7 @@
           <w14:ligatures w14:val="standardContextual"/>
         </w:rPr>
         <w:drawing>
-          <wp:inline distT="0" distB="0" distL="0" distR="0" wp14:anchorId="7F5FB3D9" wp14:editId="6EB07610">
+          <wp:inline distT="0" distB="0" distL="0" distR="0" wp14:anchorId="51744AF3" wp14:editId="756C36E6">
             <wp:extent cx="3885635" cy="2038350"/>
             <wp:effectExtent l="19050" t="19050" r="19685" b="19050"/>
             <wp:docPr id="1753767703" name="Picture 4"/>
@@ -378,14 +397,24 @@
       <w:r>
         <w:t xml:space="preserve">Figure </w:t>
       </w:r>
-      <w:fldSimple w:instr=" SEQ Figure \* ARABIC ">
-        <w:r>
-          <w:rPr>
-            <w:noProof/>
-          </w:rPr>
-          <w:t>4</w:t>
-        </w:r>
-      </w:fldSimple>
+      <w:r>
+        <w:fldChar w:fldCharType="begin"/>
+      </w:r>
+      <w:r>
+        <w:instrText xml:space="preserve"> SEQ Figure \* ARABIC </w:instrText>
+      </w:r>
+      <w:r>
+        <w:fldChar w:fldCharType="separate"/>
+      </w:r>
+      <w:r>
+        <w:rPr>
+          <w:noProof/>
+        </w:rPr>
+        <w:t>9</w:t>
+      </w:r>
+      <w:r>
+        <w:fldChar w:fldCharType="end"/>
+      </w:r>
       <w:r>
         <w:t>: Color Theme and Navigation Structure</w:t>
       </w:r>
@@ -398,7 +427,7 @@
           <w14:ligatures w14:val="standardContextual"/>
         </w:rPr>
         <w:drawing>
-          <wp:inline distT="0" distB="0" distL="0" distR="0" wp14:anchorId="41D11395" wp14:editId="77540E2B">
+          <wp:inline distT="0" distB="0" distL="0" distR="0" wp14:anchorId="5383019A" wp14:editId="63E14816">
             <wp:extent cx="3939822" cy="2216150"/>
             <wp:effectExtent l="0" t="0" r="3810" b="0"/>
             <wp:docPr id="463847963" name="Picture 3"/>
@@ -447,25 +476,28 @@
       <w:r>
         <w:t xml:space="preserve">Figure </w:t>
       </w:r>
-      <w:fldSimple w:instr=" SEQ Figure \* ARABIC ">
-        <w:r>
-          <w:rPr>
-            <w:noProof/>
-          </w:rPr>
-          <w:t>5</w:t>
-        </w:r>
-      </w:fldSimple>
+      <w:r>
+        <w:fldChar w:fldCharType="begin"/>
+      </w:r>
+      <w:r>
+        <w:instrText xml:space="preserve"> SEQ Figure \* ARABIC </w:instrText>
+      </w:r>
+      <w:r>
+        <w:fldChar w:fldCharType="separate"/>
+      </w:r>
+      <w:r>
+        <w:rPr>
+          <w:noProof/>
+        </w:rPr>
+        <w:t>10</w:t>
+      </w:r>
+      <w:r>
+        <w:fldChar w:fldCharType="end"/>
+      </w:r>
       <w:r>
         <w:t>: GUI Prototype in Canva</w:t>
       </w:r>
     </w:p>
-    <w:p/>
-    <w:p/>
-    <w:p/>
-    <w:p/>
-    <w:p/>
-    <w:p/>
-    <w:p/>
     <w:p/>
     <w:sectPr>
       <w:pgSz w:w="12240" w:h="15840"/>
@@ -917,7 +949,6 @@
     <w:next w:val="Normal"/>
     <w:link w:val="Heading2Char"/>
     <w:uiPriority w:val="9"/>
-    <w:semiHidden/>
     <w:unhideWhenUsed/>
     <w:qFormat/>
     <w:rsid w:val="00972C10"/>
@@ -1162,7 +1193,6 @@
     <w:basedOn w:val="DefaultParagraphFont"/>
     <w:link w:val="Heading2"/>
     <w:uiPriority w:val="9"/>
-    <w:semiHidden/>
     <w:rsid w:val="00972C10"/>
     <w:rPr>
       <w:rFonts w:asciiTheme="majorHAnsi" w:eastAsiaTheme="majorEastAsia" w:hAnsiTheme="majorHAnsi" w:cstheme="majorBidi"/>
